--- a/spa/docx/008.content.docx
+++ b/spa/docx/008.content.docx
@@ -17787,7 +17787,7 @@
         <w:rPr>
           <w:lang w:val="es_ES" w:bidi="es_ES"/>
         </w:rPr>
-        <w:t>3. En el primer grupo, Mateo menciona a tres mujeres: Tamar, Rahab y Ruth; y en el segundo grupo, alude a Betsabé. Esto es poco común en genealogías, y aún más extraño al considerar que estas cuatro mujeres representan lo que podría verse como manchas morales en la historia de la dinastía davídica: Tamar, víctima de incesto; Rahab, prostituta; Ruth, moabita; y Betsabé, adúltera.</w:t>
+        <w:t>3. En el primer grupo, Mateo menciona a tres mujeres: Tamar, Rahab y Ruth; y en el segundo grupo, alude a Betsabé. Las genealogías de aquella época rara vez mencionaban a las mujeres. Resulta aún más sorprendente que las cuatro estuvieran vinculadas a circunstancias inusuales y, en algunos casos, vergonzosas a los ojos de esa cultura. Tamar concibió hijos de su suegro, Judá. Rahab había sido prostituta en Jericó. Rut era extranjera, una mujer de Moab. Betsabé quedó embarazada de David mientras aún estaba casada con Urías.</w:t>
       </w:r>
     </w:p>
     <w:p>
